--- a/full_flat/module-14-macroevolution-practice-quiz.docx
+++ b/full_flat/module-14-macroevolution-practice-quiz.docx
@@ -24,9 +24,6 @@
       </w:r>
       <w:r>
         <w:t>Under the biological species concept, two groups count as different species when they:</w:t>
-      </w:r>
-      <w:r>
-        <w:br/>
       </w:r>
       <w:r>
         <w:br/>
@@ -104,9 +101,6 @@
         <w:br/>
       </w:r>
       <w:r>
-        <w:br/>
-      </w:r>
-      <w:r>
         <w:t>A. prezygotic barrier</w:t>
       </w:r>
     </w:p>
@@ -179,9 +173,6 @@
         <w:br/>
       </w:r>
       <w:r>
-        <w:br/>
-      </w:r>
-      <w:r>
         <w:t>A. sympatric speciation</w:t>
       </w:r>
     </w:p>
@@ -249,9 +240,6 @@
       </w:r>
       <w:r>
         <w:t>A mule, the offspring of a horse and a donkey, is healthy but sterile. This illustrates a:</w:t>
-      </w:r>
-      <w:r>
-        <w:br/>
       </w:r>
       <w:r>
         <w:br/>

--- a/full_flat/module-14-macroevolution-practice-quiz.docx
+++ b/full_flat/module-14-macroevolution-practice-quiz.docx
@@ -16,288 +16,336 @@
       </w:r>
     </w:p>
     <w:p>
+      <w:pPr>
+        <w:keepNext/>
+        <w:keepLines/>
+      </w:pPr>
       <w:r>
-        <w:t xml:space="preserve">• </w:t>
-      </w:r>
-      <w:r>
-        <w:br/>
+        <w:t xml:space="preserve">1. </w:t>
       </w:r>
       <w:r>
         <w:t>Under the biological species concept, two groups count as different species when they:</w:t>
       </w:r>
+    </w:p>
+    <w:p>
+      <w:pPr>
+        <w:keepNext/>
+        <w:keepLines/>
+      </w:pPr>
       <w:r>
-        <w:br/>
+        <w:t xml:space="preserve">• </w:t>
       </w:r>
       <w:r>
         <w:t>A. look slightly different from each other</w:t>
       </w:r>
     </w:p>
     <w:p>
+      <w:pPr>
+        <w:keepNext/>
+        <w:keepLines/>
+      </w:pPr>
       <w:r>
         <w:t xml:space="preserve">• </w:t>
-      </w:r>
-      <w:r>
-        <w:br/>
       </w:r>
       <w:r>
         <w:t>B. simply live in different places</w:t>
       </w:r>
     </w:p>
     <w:p>
+      <w:pPr>
+        <w:keepNext/>
+        <w:keepLines/>
+      </w:pPr>
       <w:r>
         <w:t xml:space="preserve">• </w:t>
-      </w:r>
-      <w:r>
-        <w:br/>
       </w:r>
       <w:r>
         <w:t>C. cannot interbreed to produce fertile offspring</w:t>
       </w:r>
     </w:p>
     <w:p>
+      <w:pPr>
+        <w:keepNext/>
+        <w:keepLines/>
+      </w:pPr>
       <w:r>
         <w:t xml:space="preserve">• </w:t>
-      </w:r>
-      <w:r>
-        <w:br/>
       </w:r>
       <w:r>
         <w:t>D. have any genetic difference at all</w:t>
       </w:r>
     </w:p>
     <w:p>
+      <w:pPr>
+        <w:keepNext/>
+        <w:keepLines/>
+      </w:pPr>
       <w:r>
         <w:t xml:space="preserve">• </w:t>
-      </w:r>
-      <w:r>
-        <w:br/>
       </w:r>
       <w:r>
         <w:t>Answer: C</w:t>
       </w:r>
     </w:p>
     <w:p>
+      <w:pPr>
+        <w:keepNext w:val="0"/>
+        <w:keepLines/>
+      </w:pPr>
       <w:r>
         <w:t xml:space="preserve">• </w:t>
-      </w:r>
-      <w:r>
-        <w:br/>
       </w:r>
       <w:r>
         <w:t>Why: The biological species concept centers on reproductive isolation: no successful gene flow between the groups.</w:t>
       </w:r>
     </w:p>
     <w:p>
+      <w:pPr>
+        <w:keepNext/>
+        <w:keepLines/>
+      </w:pPr>
       <w:r>
-        <w:t xml:space="preserve">• </w:t>
-      </w:r>
-      <w:r>
-        <w:br/>
+        <w:t xml:space="preserve">2. </w:t>
       </w:r>
       <w:r>
         <w:t>Two related species breed at different times of year and so never mate. This is an example of a:</w:t>
       </w:r>
+    </w:p>
+    <w:p>
+      <w:pPr>
+        <w:keepNext/>
+        <w:keepLines/>
+      </w:pPr>
       <w:r>
-        <w:br/>
+        <w:t xml:space="preserve">• </w:t>
       </w:r>
       <w:r>
         <w:t>A. prezygotic barrier</w:t>
       </w:r>
     </w:p>
     <w:p>
+      <w:pPr>
+        <w:keepNext/>
+        <w:keepLines/>
+      </w:pPr>
       <w:r>
         <w:t xml:space="preserve">• </w:t>
-      </w:r>
-      <w:r>
-        <w:br/>
       </w:r>
       <w:r>
         <w:t>B. postzygotic barrier</w:t>
       </w:r>
     </w:p>
     <w:p>
+      <w:pPr>
+        <w:keepNext/>
+        <w:keepLines/>
+      </w:pPr>
       <w:r>
         <w:t xml:space="preserve">• </w:t>
-      </w:r>
-      <w:r>
-        <w:br/>
       </w:r>
       <w:r>
         <w:t>C. fossil record gap</w:t>
       </w:r>
     </w:p>
     <w:p>
+      <w:pPr>
+        <w:keepNext/>
+        <w:keepLines/>
+      </w:pPr>
       <w:r>
         <w:t xml:space="preserve">• </w:t>
-      </w:r>
-      <w:r>
-        <w:br/>
       </w:r>
       <w:r>
         <w:t>D. new mutation</w:t>
       </w:r>
     </w:p>
     <w:p>
+      <w:pPr>
+        <w:keepNext/>
+        <w:keepLines/>
+      </w:pPr>
       <w:r>
         <w:t xml:space="preserve">• </w:t>
-      </w:r>
-      <w:r>
-        <w:br/>
       </w:r>
       <w:r>
         <w:t>Answer: A</w:t>
       </w:r>
     </w:p>
     <w:p>
+      <w:pPr>
+        <w:keepNext w:val="0"/>
+        <w:keepLines/>
+      </w:pPr>
       <w:r>
         <w:t xml:space="preserve">• </w:t>
-      </w:r>
-      <w:r>
-        <w:br/>
       </w:r>
       <w:r>
         <w:t>Why: Prezygotic barriers act before fertilization (timing, behavior, habitat). Postzygotic barriers act after a zygote forms.</w:t>
       </w:r>
     </w:p>
     <w:p>
+      <w:pPr>
+        <w:keepNext/>
+        <w:keepLines/>
+      </w:pPr>
       <w:r>
-        <w:t xml:space="preserve">• </w:t>
-      </w:r>
-      <w:r>
-        <w:br/>
+        <w:t xml:space="preserve">3. </w:t>
       </w:r>
       <w:r>
         <w:t>A mountain range splits one population into two groups that slowly diverge into separate species. This is:</w:t>
       </w:r>
+    </w:p>
+    <w:p>
+      <w:pPr>
+        <w:keepNext/>
+        <w:keepLines/>
+      </w:pPr>
       <w:r>
-        <w:br/>
+        <w:t xml:space="preserve">• </w:t>
       </w:r>
       <w:r>
         <w:t>A. sympatric speciation</w:t>
       </w:r>
     </w:p>
     <w:p>
+      <w:pPr>
+        <w:keepNext/>
+        <w:keepLines/>
+      </w:pPr>
       <w:r>
         <w:t xml:space="preserve">• </w:t>
-      </w:r>
-      <w:r>
-        <w:br/>
       </w:r>
       <w:r>
         <w:t>B. no speciation at all</w:t>
       </w:r>
     </w:p>
     <w:p>
+      <w:pPr>
+        <w:keepNext/>
+        <w:keepLines/>
+      </w:pPr>
       <w:r>
         <w:t xml:space="preserve">• </w:t>
-      </w:r>
-      <w:r>
-        <w:br/>
       </w:r>
       <w:r>
         <w:t>C. simple hybridization</w:t>
       </w:r>
     </w:p>
     <w:p>
+      <w:pPr>
+        <w:keepNext/>
+        <w:keepLines/>
+      </w:pPr>
       <w:r>
         <w:t xml:space="preserve">• </w:t>
-      </w:r>
-      <w:r>
-        <w:br/>
       </w:r>
       <w:r>
         <w:t>D. allopatric speciation</w:t>
       </w:r>
     </w:p>
     <w:p>
+      <w:pPr>
+        <w:keepNext/>
+        <w:keepLines/>
+      </w:pPr>
       <w:r>
         <w:t xml:space="preserve">• </w:t>
-      </w:r>
-      <w:r>
-        <w:br/>
       </w:r>
       <w:r>
         <w:t>Answer: D</w:t>
       </w:r>
     </w:p>
     <w:p>
+      <w:pPr>
+        <w:keepNext w:val="0"/>
+        <w:keepLines/>
+      </w:pPr>
       <w:r>
         <w:t xml:space="preserve">• </w:t>
-      </w:r>
-      <w:r>
-        <w:br/>
       </w:r>
       <w:r>
         <w:t>Why: Allopatric speciation involves geographic separation that reduces gene flow. Sympatric speciation happens without such separation.</w:t>
       </w:r>
     </w:p>
     <w:p>
+      <w:pPr>
+        <w:keepNext/>
+        <w:keepLines/>
+      </w:pPr>
       <w:r>
-        <w:t xml:space="preserve">• </w:t>
-      </w:r>
-      <w:r>
-        <w:br/>
+        <w:t xml:space="preserve">4. </w:t>
       </w:r>
       <w:r>
         <w:t>A mule, the offspring of a horse and a donkey, is healthy but sterile. This illustrates a:</w:t>
       </w:r>
+    </w:p>
+    <w:p>
+      <w:pPr>
+        <w:keepNext/>
+        <w:keepLines/>
+      </w:pPr>
       <w:r>
-        <w:br/>
+        <w:t xml:space="preserve">• </w:t>
       </w:r>
       <w:r>
         <w:t>A. prezygotic barrier</w:t>
       </w:r>
     </w:p>
     <w:p>
+      <w:pPr>
+        <w:keepNext/>
+        <w:keepLines/>
+      </w:pPr>
       <w:r>
         <w:t xml:space="preserve">• </w:t>
-      </w:r>
-      <w:r>
-        <w:br/>
       </w:r>
       <w:r>
         <w:t>B. postzygotic barrier</w:t>
       </w:r>
     </w:p>
     <w:p>
+      <w:pPr>
+        <w:keepNext/>
+        <w:keepLines/>
+      </w:pPr>
       <w:r>
         <w:t xml:space="preserve">• </w:t>
-      </w:r>
-      <w:r>
-        <w:br/>
       </w:r>
       <w:r>
         <w:t>C. complete lack of any isolation</w:t>
       </w:r>
     </w:p>
     <w:p>
+      <w:pPr>
+        <w:keepNext/>
+        <w:keepLines/>
+      </w:pPr>
       <w:r>
         <w:t xml:space="preserve">• </w:t>
-      </w:r>
-      <w:r>
-        <w:br/>
       </w:r>
       <w:r>
         <w:t>D. brand-new species forming instantly</w:t>
       </w:r>
     </w:p>
     <w:p>
+      <w:pPr>
+        <w:keepNext/>
+        <w:keepLines/>
+      </w:pPr>
       <w:r>
         <w:t xml:space="preserve">• </w:t>
-      </w:r>
-      <w:r>
-        <w:br/>
       </w:r>
       <w:r>
         <w:t>Answer: B</w:t>
       </w:r>
     </w:p>
     <w:p>
+      <w:pPr>
+        <w:keepNext w:val="0"/>
+        <w:keepLines/>
+      </w:pPr>
       <w:r>
         <w:t xml:space="preserve">• </w:t>
-      </w:r>
-      <w:r>
-        <w:br/>
       </w:r>
       <w:r>
         <w:t>Why: Hybrid sterility is a postzygotic barrier: it acts after the zygote forms and still blocks gene flow between the parent species.</w:t>
@@ -739,7 +787,7 @@
       <w:rFonts w:asciiTheme="majorHAnsi" w:eastAsiaTheme="majorEastAsia" w:hAnsiTheme="majorHAnsi" w:cstheme="majorBidi"/>
       <w:b/>
       <w:bCs/>
-      <w:color w:val="365F91" w:themeColor="accent1" w:themeShade="BF"/>
+      <w:color w:val="000000"/>
       <w:sz w:val="28"/>
       <w:szCs w:val="28"/>
     </w:rPr>
@@ -763,7 +811,7 @@
       <w:rFonts w:asciiTheme="majorHAnsi" w:eastAsiaTheme="majorEastAsia" w:hAnsiTheme="majorHAnsi" w:cstheme="majorBidi"/>
       <w:b/>
       <w:bCs/>
-      <w:color w:val="4F81BD" w:themeColor="accent1"/>
+      <w:color w:val="000000"/>
       <w:sz w:val="26"/>
       <w:szCs w:val="26"/>
     </w:rPr>
@@ -787,7 +835,7 @@
       <w:rFonts w:asciiTheme="majorHAnsi" w:eastAsiaTheme="majorEastAsia" w:hAnsiTheme="majorHAnsi" w:cstheme="majorBidi"/>
       <w:b/>
       <w:bCs/>
-      <w:color w:val="4F81BD" w:themeColor="accent1"/>
+      <w:color w:val="000000"/>
     </w:rPr>
   </w:style>
   <w:style w:type="paragraph" w:styleId="Heading4">
@@ -812,7 +860,7 @@
       <w:bCs/>
       <w:i/>
       <w:iCs/>
-      <w:color w:val="4F81BD" w:themeColor="accent1"/>
+      <w:color w:val="000000"/>
     </w:rPr>
   </w:style>
   <w:style w:type="paragraph" w:styleId="Heading5">
@@ -833,7 +881,7 @@
     </w:pPr>
     <w:rPr>
       <w:rFonts w:asciiTheme="majorHAnsi" w:eastAsiaTheme="majorEastAsia" w:hAnsiTheme="majorHAnsi" w:cstheme="majorBidi"/>
-      <w:color w:val="243F60" w:themeColor="accent1" w:themeShade="7F"/>
+      <w:color w:val="000000"/>
     </w:rPr>
   </w:style>
   <w:style w:type="paragraph" w:styleId="Heading6">
@@ -856,7 +904,7 @@
       <w:rFonts w:asciiTheme="majorHAnsi" w:eastAsiaTheme="majorEastAsia" w:hAnsiTheme="majorHAnsi" w:cstheme="majorBidi"/>
       <w:i/>
       <w:iCs/>
-      <w:color w:val="243F60" w:themeColor="accent1" w:themeShade="7F"/>
+      <w:color w:val="000000"/>
     </w:rPr>
   </w:style>
   <w:style w:type="paragraph" w:styleId="Heading7">
@@ -1026,7 +1074,7 @@
     </w:pPr>
     <w:rPr>
       <w:rFonts w:asciiTheme="majorHAnsi" w:eastAsiaTheme="majorEastAsia" w:hAnsiTheme="majorHAnsi" w:cstheme="majorBidi"/>
-      <w:color w:val="17365D" w:themeColor="text2" w:themeShade="BF"/>
+      <w:color w:val="000000"/>
       <w:spacing w:val="5"/>
       <w:kern w:val="28"/>
       <w:sz w:val="52"/>
@@ -1065,7 +1113,7 @@
       <w:rFonts w:asciiTheme="majorHAnsi" w:eastAsiaTheme="majorEastAsia" w:hAnsiTheme="majorHAnsi" w:cstheme="majorBidi"/>
       <w:i/>
       <w:iCs/>
-      <w:color w:val="4F81BD" w:themeColor="accent1"/>
+      <w:color w:val="000000"/>
       <w:spacing w:val="15"/>
       <w:sz w:val="24"/>
       <w:szCs w:val="24"/>
